--- a/Leadership_Reflection_and_Plan_Final_v2.docx
+++ b/Leadership_Reflection_and_Plan_Final_v2.docx
@@ -253,7 +253,7 @@
     </w:p>
     <w:p>
       <w:r>
-        <w:t>Wilson, S. (2020) 'Pandemic leadership: lessons from New Zealand's approach to COVID-19', Leadership, 16(3), pp. 279–293. doi:10.1177/1742715020929151.</w:t>
+        <w:t>Wilson, S. (2020) ‘Pandemic leadership: lessons from New Zealand’s approach to COVID-19’, Leadership. doi:10.1177/1742715020929151.</w:t>
       </w:r>
     </w:p>
     <w:sectPr>
